--- a/02_课后作业/8.Python赋值语句与常用函数作业.docx
+++ b/02_课后作业/8.Python赋值语句与常用函数作业.docx
@@ -3231,7 +3231,7 @@
           <w:rFonts w:ascii="Times New Roman" w:eastAsia="仿宋" w:hAnsi="Times New Roman" w:cs="Calibri" w:hint="eastAsia"/>
           <w:sz w:val="28"/>
         </w:rPr>
-        <w:t xml:space="preserve">  )</w:t>
+        <w:t xml:space="preserve"> )</w:t>
       </w:r>
     </w:p>
     <w:p>
@@ -5090,6 +5090,7 @@
   <w:style w:type="character" w:default="1" w:styleId="a0">
     <w:name w:val="Default Paragraph Font"/>
     <w:uiPriority w:val="1"/>
+    <w:semiHidden/>
     <w:unhideWhenUsed/>
   </w:style>
   <w:style w:type="table" w:default="1" w:styleId="a1">
